--- a/Templates/Application for parenting order.docx
+++ b/Templates/Application for parenting order.docx
@@ -1000,8 +1000,6 @@
         <w:jc w:val="center"/>
         <w:rPr>
           <w:rFonts w:cs="Arial"/>
-          <w:b/>
-          <w:i/>
           <w:szCs w:val="24"/>
           <w:lang w:val="en-AU"/>
         </w:rPr>
@@ -1023,6 +1021,14 @@
           <w:lang w:val="en-AU"/>
         </w:rPr>
       </w:pPr>
+      <w:r>
+        <w:rPr>
+          <w:rFonts w:cs="Arial"/>
+          <w:szCs w:val="24"/>
+          <w:lang w:val="en-AU"/>
+        </w:rPr>
+        <w:tab/>
+      </w:r>
     </w:p>
     <w:p>
       <w:pPr>
@@ -1033,20 +1039,49 @@
           <w:tab w:val="left" w:pos="5472"/>
           <w:tab w:val="left" w:pos="7632"/>
         </w:tabs>
-        <w:jc w:val="center"/>
-        <w:rPr>
-          <w:rFonts w:cs="Arial"/>
-          <w:szCs w:val="24"/>
-          <w:lang w:val="en-AU"/>
-        </w:rPr>
-      </w:pPr>
-      <w:r>
-        <w:rPr>
-          <w:rFonts w:cs="Arial"/>
-          <w:szCs w:val="24"/>
-          <w:lang w:val="en-AU"/>
-        </w:rPr>
-        <w:tab/>
+        <w:jc w:val="both"/>
+        <w:rPr>
+          <w:rFonts w:cs="Arial"/>
+          <w:szCs w:val="24"/>
+          <w:lang w:val="en-AU"/>
+        </w:rPr>
+      </w:pPr>
+      <w:r>
+        <w:rPr>
+          <w:rFonts w:cs="Arial"/>
+          <w:szCs w:val="24"/>
+          <w:lang w:val="en-AU"/>
+        </w:rPr>
+        <w:t xml:space="preserve">I </w:t>
+      </w:r>
+      <w:r>
+        <w:rPr>
+          <w:b/>
+          <w:lang w:val="en-AU"/>
+        </w:rPr>
+        <w:t>{{APPLICANT_</w:t>
+      </w:r>
+      <w:r>
+        <w:rPr>
+          <w:b/>
+          <w:lang w:val="en-AU"/>
+        </w:rPr>
+        <w:t>FIRST_</w:t>
+      </w:r>
+      <w:r>
+        <w:rPr>
+          <w:b/>
+          <w:lang w:val="en-AU"/>
+        </w:rPr>
+        <w:t>NAME}}</w:t>
+      </w:r>
+      <w:r>
+        <w:rPr>
+          <w:rFonts w:cs="Arial"/>
+          <w:szCs w:val="24"/>
+          <w:lang w:val="en-AU"/>
+        </w:rPr>
+        <w:t>, apply without notice for a parenting order in respect of the following child(ren):-</w:t>
       </w:r>
     </w:p>
     <w:p>
@@ -1065,53 +1100,41 @@
           <w:lang w:val="en-AU"/>
         </w:rPr>
       </w:pPr>
-      <w:r>
-        <w:rPr>
-          <w:rFonts w:cs="Arial"/>
-          <w:szCs w:val="24"/>
-          <w:lang w:val="en-AU"/>
-        </w:rPr>
-        <w:t xml:space="preserve">I </w:t>
-      </w:r>
-      <w:r>
-        <w:rPr>
-          <w:b/>
-          <w:lang w:val="en-AU"/>
-        </w:rPr>
-        <w:t>{{APPLICANT_</w:t>
-      </w:r>
-      <w:r>
-        <w:rPr>
-          <w:b/>
-          <w:lang w:val="en-AU"/>
-        </w:rPr>
-        <w:t>FIRST_</w:t>
-      </w:r>
-      <w:r>
-        <w:rPr>
-          <w:b/>
-          <w:lang w:val="en-AU"/>
-        </w:rPr>
-        <w:t>NAME}}</w:t>
-      </w:r>
-      <w:r>
-        <w:rPr>
-          <w:rFonts w:cs="Arial"/>
-          <w:szCs w:val="24"/>
-          <w:lang w:val="en-AU"/>
-        </w:rPr>
-        <w:t>, apply without notice for a parenting order in respect of the following child(ren</w:t>
-      </w:r>
-      <w:proofErr w:type="gramStart"/>
-      <w:r>
-        <w:rPr>
-          <w:rFonts w:cs="Arial"/>
-          <w:szCs w:val="24"/>
-          <w:lang w:val="en-AU"/>
-        </w:rPr>
-        <w:t>):-</w:t>
-      </w:r>
-      <w:proofErr w:type="gramEnd"/>
+    </w:p>
+    <w:p>
+      <w:pPr>
+        <w:pStyle w:val="Heading3"/>
+        <w:rPr>
+          <w:rFonts w:ascii="Arial" w:hAnsi="Arial" w:cs="Arial"/>
+          <w:color w:val="auto"/>
+          <w:lang w:val="en-AU"/>
+        </w:rPr>
+      </w:pPr>
+      <w:r>
+        <w:rPr>
+          <w:rFonts w:ascii="Arial" w:hAnsi="Arial" w:cs="Arial"/>
+          <w:color w:val="auto"/>
+          <w:lang w:val="en-AU"/>
+        </w:rPr>
+        <w:t>Full name(s) of child(ren)</w:t>
+      </w:r>
+      <w:r>
+        <w:rPr>
+          <w:rFonts w:ascii="Arial" w:hAnsi="Arial" w:cs="Arial"/>
+          <w:color w:val="auto"/>
+          <w:lang w:val="en-AU"/>
+        </w:rPr>
+        <w:tab/>
+      </w:r>
+      <w:r>
+        <w:rPr>
+          <w:rFonts w:ascii="Arial" w:hAnsi="Arial" w:cs="Arial"/>
+          <w:color w:val="auto"/>
+          <w:lang w:val="en-AU"/>
+        </w:rPr>
+        <w:tab/>
+        <w:t>Date(s) of birth</w:t>
+      </w:r>
     </w:p>
     <w:p>
       <w:pPr>
@@ -1125,45 +1148,145 @@
         <w:jc w:val="both"/>
         <w:rPr>
           <w:rFonts w:cs="Arial"/>
-          <w:szCs w:val="24"/>
-          <w:lang w:val="en-AU"/>
-        </w:rPr>
-      </w:pPr>
-    </w:p>
-    <w:p>
-      <w:pPr>
-        <w:pStyle w:val="Heading3"/>
-        <w:rPr>
-          <w:rFonts w:ascii="Arial" w:hAnsi="Arial" w:cs="Arial"/>
-          <w:color w:val="auto"/>
-          <w:lang w:val="en-AU"/>
-        </w:rPr>
-      </w:pPr>
-      <w:r>
-        <w:rPr>
-          <w:rFonts w:ascii="Arial" w:hAnsi="Arial" w:cs="Arial"/>
-          <w:color w:val="auto"/>
-          <w:lang w:val="en-AU"/>
-        </w:rPr>
-        <w:t>Full name(s) of child(ren)</w:t>
-      </w:r>
-      <w:r>
-        <w:rPr>
-          <w:rFonts w:ascii="Arial" w:hAnsi="Arial" w:cs="Arial"/>
-          <w:color w:val="auto"/>
-          <w:lang w:val="en-AU"/>
-        </w:rPr>
-        <w:tab/>
-      </w:r>
-      <w:r>
-        <w:rPr>
-          <w:rFonts w:ascii="Arial" w:hAnsi="Arial" w:cs="Arial"/>
-          <w:color w:val="auto"/>
-          <w:lang w:val="en-AU"/>
-        </w:rPr>
-        <w:tab/>
-        <w:t>Date(s) of birth</w:t>
-      </w:r>
+          <w:i/>
+          <w:szCs w:val="24"/>
+          <w:lang w:val="en-AU"/>
+        </w:rPr>
+      </w:pPr>
+    </w:p>
+    <w:p>
+      <w:pPr>
+        <w:pStyle w:val="BodyText0"/>
+        <w:jc w:val="both"/>
+        <w:rPr>
+          <w:sz w:val="24"/>
+          <w:lang w:val="en-AU"/>
+        </w:rPr>
+      </w:pPr>
+      <w:r>
+        <w:rPr>
+          <w:b/>
+          <w:sz w:val="24"/>
+          <w:lang w:val="en-AU"/>
+        </w:rPr>
+        <w:t>{{child_1_name}}</w:t>
+      </w:r>
+      <w:r>
+        <w:rPr>
+          <w:b/>
+          <w:sz w:val="24"/>
+          <w:lang w:val="en-AU"/>
+        </w:rPr>
+        <w:t xml:space="preserve"> </w:t>
+      </w:r>
+      <w:r>
+        <w:rPr>
+          <w:sz w:val="24"/>
+          <w:lang w:val="en-GB"/>
+        </w:rPr>
+        <w:t xml:space="preserve">born </w:t>
+      </w:r>
+      <w:r>
+        <w:rPr>
+          <w:sz w:val="24"/>
+          <w:lang w:val="en-GB"/>
+        </w:rPr>
+        <w:t>{{child_1_dob}}</w:t>
+      </w:r>
+      <w:r>
+        <w:rPr>
+          <w:sz w:val="24"/>
+          <w:lang w:val="en-AU"/>
+        </w:rPr>
+        <w:t xml:space="preserve"> </w:t>
+      </w:r>
+    </w:p>
+    <w:p>
+      <w:pPr>
+        <w:pStyle w:val="BodyText0"/>
+        <w:jc w:val="both"/>
+        <w:rPr>
+          <w:sz w:val="24"/>
+          <w:lang w:val="en-AU"/>
+        </w:rPr>
+      </w:pPr>
+      <w:r>
+        <w:rPr>
+          <w:b/>
+          <w:sz w:val="24"/>
+          <w:lang w:val="en-AU"/>
+        </w:rPr>
+        <w:t>{{child_</w:t>
+      </w:r>
+      <w:r>
+        <w:rPr>
+          <w:b/>
+          <w:sz w:val="24"/>
+          <w:lang w:val="en-AU"/>
+        </w:rPr>
+        <w:t>2</w:t>
+      </w:r>
+      <w:r>
+        <w:rPr>
+          <w:b/>
+          <w:sz w:val="24"/>
+          <w:lang w:val="en-AU"/>
+        </w:rPr>
+        <w:t>_name}}</w:t>
+      </w:r>
+      <w:r>
+        <w:rPr>
+          <w:b/>
+          <w:sz w:val="24"/>
+          <w:lang w:val="en-AU"/>
+        </w:rPr>
+        <w:t xml:space="preserve"> </w:t>
+      </w:r>
+      <w:r>
+        <w:rPr>
+          <w:sz w:val="24"/>
+          <w:lang w:val="en-GB"/>
+        </w:rPr>
+        <w:t xml:space="preserve">born </w:t>
+      </w:r>
+      <w:r>
+        <w:rPr>
+          <w:sz w:val="24"/>
+          <w:lang w:val="en-GB"/>
+        </w:rPr>
+        <w:t>{{child_</w:t>
+      </w:r>
+      <w:r>
+        <w:rPr>
+          <w:sz w:val="24"/>
+          <w:lang w:val="en-GB"/>
+        </w:rPr>
+        <w:t>2</w:t>
+      </w:r>
+      <w:r>
+        <w:rPr>
+          <w:sz w:val="24"/>
+          <w:lang w:val="en-GB"/>
+        </w:rPr>
+        <w:t>_dob}}</w:t>
+      </w:r>
+      <w:r>
+        <w:rPr>
+          <w:sz w:val="24"/>
+          <w:lang w:val="en-AU"/>
+        </w:rPr>
+        <w:t xml:space="preserve"> </w:t>
+      </w:r>
+    </w:p>
+    <w:p>
+      <w:pPr>
+        <w:pStyle w:val="BodyText0"/>
+        <w:jc w:val="both"/>
+        <w:rPr>
+          <w:sz w:val="24"/>
+          <w:lang w:val="en-AU"/>
+        </w:rPr>
+      </w:pPr>
     </w:p>
     <w:p>
       <w:pPr>
@@ -1185,17 +1308,185 @@
     </w:p>
     <w:p>
       <w:pPr>
+        <w:pStyle w:val="Heading5"/>
+        <w:rPr>
+          <w:rFonts w:ascii="Arial" w:hAnsi="Arial" w:cs="Arial"/>
+          <w:color w:val="auto"/>
+          <w:szCs w:val="24"/>
+          <w:lang w:val="en-AU"/>
+        </w:rPr>
+      </w:pPr>
+      <w:r>
+        <w:rPr>
+          <w:rFonts w:ascii="Arial" w:hAnsi="Arial" w:cs="Arial"/>
+          <w:color w:val="auto"/>
+          <w:szCs w:val="24"/>
+          <w:lang w:val="en-AU"/>
+        </w:rPr>
+        <w:t xml:space="preserve">I meet the </w:t>
+      </w:r>
+      <w:r>
+        <w:rPr>
+          <w:rFonts w:ascii="Arial" w:hAnsi="Arial" w:cs="Arial"/>
+          <w:b/>
+          <w:color w:val="auto"/>
+          <w:szCs w:val="24"/>
+          <w:lang w:val="en-AU"/>
+        </w:rPr>
+        <w:t>eligible person</w:t>
+      </w:r>
+      <w:r>
+        <w:rPr>
+          <w:rFonts w:ascii="Arial" w:hAnsi="Arial" w:cs="Arial"/>
+          <w:color w:val="auto"/>
+          <w:szCs w:val="24"/>
+          <w:lang w:val="en-AU"/>
+        </w:rPr>
+        <w:t xml:space="preserve"> definition in section 47 of the Care of Children Act 2004 (“</w:t>
+      </w:r>
+      <w:r>
+        <w:rPr>
+          <w:rFonts w:ascii="Arial" w:hAnsi="Arial" w:cs="Arial"/>
+          <w:b/>
+          <w:color w:val="auto"/>
+          <w:szCs w:val="24"/>
+          <w:lang w:val="en-AU"/>
+        </w:rPr>
+        <w:t>the Act</w:t>
+      </w:r>
+      <w:r>
+        <w:rPr>
+          <w:rFonts w:ascii="Arial" w:hAnsi="Arial" w:cs="Arial"/>
+          <w:color w:val="auto"/>
+          <w:szCs w:val="24"/>
+          <w:lang w:val="en-AU"/>
+        </w:rPr>
+        <w:t>”).  (</w:t>
+      </w:r>
+      <w:r>
+        <w:rPr>
+          <w:rFonts w:ascii="Arial" w:hAnsi="Arial" w:cs="Arial"/>
+          <w:i/>
+          <w:color w:val="auto"/>
+          <w:szCs w:val="24"/>
+          <w:lang w:val="en-AU"/>
+        </w:rPr>
+        <w:t>See</w:t>
+      </w:r>
+      <w:r>
+        <w:rPr>
+          <w:rFonts w:ascii="Arial" w:hAnsi="Arial" w:cs="Arial"/>
+          <w:color w:val="auto"/>
+          <w:szCs w:val="24"/>
+          <w:lang w:val="en-AU"/>
+        </w:rPr>
+        <w:t xml:space="preserve"> </w:t>
+      </w:r>
+      <w:r>
+        <w:rPr>
+          <w:rFonts w:ascii="Arial" w:hAnsi="Arial" w:cs="Arial"/>
+          <w:b/>
+          <w:color w:val="auto"/>
+          <w:szCs w:val="24"/>
+          <w:lang w:val="en-AU"/>
+        </w:rPr>
+        <w:t>Notes</w:t>
+      </w:r>
+      <w:r>
+        <w:rPr>
+          <w:rFonts w:ascii="Arial" w:hAnsi="Arial" w:cs="Arial"/>
+          <w:color w:val="auto"/>
+          <w:szCs w:val="24"/>
+          <w:lang w:val="en-AU"/>
+        </w:rPr>
+        <w:t xml:space="preserve"> at the end of this form for a checklist to determine whether or not you are an eligible person.)</w:t>
+      </w:r>
+    </w:p>
+    <w:p>
+      <w:pPr>
+        <w:jc w:val="both"/>
+        <w:rPr>
+          <w:rFonts w:cs="Arial"/>
+          <w:szCs w:val="24"/>
+          <w:lang w:val="en-AU"/>
+        </w:rPr>
+      </w:pPr>
+    </w:p>
+    <w:p>
+      <w:pPr>
         <w:pStyle w:val="BodyText0"/>
         <w:jc w:val="both"/>
         <w:rPr>
-          <w:sz w:val="24"/>
-          <w:lang w:val="en-GB"/>
-        </w:rPr>
-      </w:pPr>
-      <w:r>
-        <w:rPr>
-          <w:b/>
-          <w:sz w:val="24"/>
+          <w:i/>
+          <w:sz w:val="24"/>
+          <w:lang w:val="en-AU"/>
+        </w:rPr>
+      </w:pPr>
+      <w:r>
+        <w:rPr>
+          <w:sz w:val="24"/>
+          <w:lang w:val="en-AU"/>
+        </w:rPr>
+        <w:t xml:space="preserve">I propose that the order provide for me to have the role of providing day-to-day care for the child in accordance with the following arrangements:-  </w:t>
+      </w:r>
+    </w:p>
+    <w:p>
+      <w:pPr>
+        <w:pStyle w:val="BodyText0"/>
+        <w:jc w:val="both"/>
+        <w:rPr>
+          <w:i/>
+          <w:sz w:val="24"/>
+          <w:lang w:val="en-AU"/>
+        </w:rPr>
+      </w:pPr>
+    </w:p>
+    <w:p>
+      <w:pPr>
+        <w:pStyle w:val="BodyText0"/>
+        <w:jc w:val="both"/>
+        <w:rPr>
+          <w:sz w:val="24"/>
+          <w:lang w:val="en-AU"/>
+        </w:rPr>
+      </w:pPr>
+    </w:p>
+    <w:p>
+      <w:pPr>
+        <w:pStyle w:val="BodyText0"/>
+        <w:jc w:val="both"/>
+        <w:rPr>
+          <w:sz w:val="24"/>
+          <w:lang w:val="en-AU"/>
+        </w:rPr>
+      </w:pPr>
+      <w:r>
+        <w:rPr>
+          <w:sz w:val="24"/>
+          <w:lang w:val="en-AU"/>
+        </w:rPr>
+        <w:t xml:space="preserve">Name of child:  </w:t>
+      </w:r>
+    </w:p>
+    <w:p>
+      <w:pPr>
+        <w:pStyle w:val="PSContractLevel2"/>
+        <w:numPr>
+          <w:ilvl w:val="0"/>
+          <w:numId w:val="0"/>
+        </w:numPr>
+        <w:tabs>
+          <w:tab w:val="left" w:pos="720"/>
+          <w:tab w:val="left" w:pos="6835"/>
+        </w:tabs>
+        <w:spacing w:line="360" w:lineRule="auto"/>
+        <w:rPr>
+          <w:b/>
+        </w:rPr>
+      </w:pPr>
+      <w:r>
+        <w:rPr>
+          <w:b/>
           <w:lang w:val="en-AU"/>
         </w:rPr>
         <w:t>{{child_1_name}}</w:t>
@@ -1203,31 +1494,104 @@
       <w:r>
         <w:rPr>
           <w:b/>
-          <w:sz w:val="24"/>
-          <w:lang w:val="en-AU"/>
         </w:rPr>
         <w:t xml:space="preserve"> </w:t>
       </w:r>
-      <w:r>
-        <w:rPr>
-          <w:sz w:val="24"/>
-          <w:lang w:val="en-GB"/>
-        </w:rPr>
-        <w:t xml:space="preserve">born </w:t>
-      </w:r>
-      <w:r>
-        <w:rPr>
-          <w:sz w:val="24"/>
-          <w:lang w:val="en-GB"/>
-        </w:rPr>
-        <w:t>{{child_1_dob}}</w:t>
-      </w:r>
-      <w:r>
-        <w:rPr>
-          <w:sz w:val="24"/>
-          <w:lang w:val="en-AU"/>
+    </w:p>
+    <w:p>
+      <w:pPr>
+        <w:pStyle w:val="PSContractLevel2"/>
+        <w:numPr>
+          <w:ilvl w:val="0"/>
+          <w:numId w:val="0"/>
+        </w:numPr>
+        <w:tabs>
+          <w:tab w:val="left" w:pos="720"/>
+          <w:tab w:val="left" w:pos="6835"/>
+        </w:tabs>
+        <w:spacing w:line="360" w:lineRule="auto"/>
+        <w:rPr>
+          <w:b/>
+          <w:lang w:val="en-AU"/>
+        </w:rPr>
+      </w:pPr>
+      <w:r>
+        <w:rPr>
+          <w:b/>
+          <w:lang w:val="en-AU"/>
+        </w:rPr>
+        <w:t>{{child_1_name}}</w:t>
+      </w:r>
+      <w:r>
+        <w:rPr>
+          <w:b/>
         </w:rPr>
         <w:t xml:space="preserve"> </w:t>
+      </w:r>
+    </w:p>
+    <w:p>
+      <w:pPr>
+        <w:pStyle w:val="BodyText0"/>
+        <w:jc w:val="both"/>
+        <w:rPr>
+          <w:sz w:val="24"/>
+          <w:lang w:val="en-AU"/>
+        </w:rPr>
+      </w:pPr>
+    </w:p>
+    <w:p>
+      <w:pPr>
+        <w:pStyle w:val="BodyText0"/>
+        <w:jc w:val="both"/>
+        <w:rPr>
+          <w:sz w:val="24"/>
+          <w:lang w:val="en-AU"/>
+        </w:rPr>
+      </w:pPr>
+      <w:r>
+        <w:rPr>
+          <w:sz w:val="24"/>
+          <w:lang w:val="en-AU"/>
+        </w:rPr>
+        <w:t>Proposed day-to-day care. To have the role of providing day-to-day care for the child.</w:t>
+      </w:r>
+    </w:p>
+    <w:p>
+      <w:pPr>
+        <w:pStyle w:val="Heading6"/>
+        <w:rPr>
+          <w:rFonts w:ascii="Arial" w:hAnsi="Arial" w:cs="Arial"/>
+          <w:color w:val="auto"/>
+          <w:szCs w:val="24"/>
+          <w:lang w:val="en-AU"/>
+        </w:rPr>
+      </w:pPr>
+    </w:p>
+    <w:p>
+      <w:pPr>
+        <w:rPr>
+          <w:lang w:val="en-AU"/>
+        </w:rPr>
+      </w:pPr>
+    </w:p>
+    <w:p>
+      <w:pPr>
+        <w:pStyle w:val="Heading6"/>
+        <w:rPr>
+          <w:rFonts w:ascii="Arial" w:hAnsi="Arial" w:cs="Arial"/>
+          <w:color w:val="auto"/>
+          <w:szCs w:val="24"/>
+          <w:lang w:val="en-AU"/>
+        </w:rPr>
+      </w:pPr>
+      <w:r>
+        <w:rPr>
+          <w:rFonts w:ascii="Arial" w:hAnsi="Arial" w:cs="Arial"/>
+          <w:color w:val="auto"/>
+          <w:szCs w:val="24"/>
+          <w:lang w:val="en-AU"/>
+        </w:rPr>
+        <w:t>Statement required by section 49 of the Act</w:t>
       </w:r>
     </w:p>
     <w:p>
@@ -1242,283 +1606,29 @@
         <w:jc w:val="both"/>
         <w:rPr>
           <w:rFonts w:cs="Arial"/>
-          <w:i/>
-          <w:szCs w:val="24"/>
-          <w:lang w:val="en-AU"/>
-        </w:rPr>
-      </w:pPr>
-    </w:p>
-    <w:p>
-      <w:pPr>
-        <w:pStyle w:val="Heading5"/>
-        <w:rPr>
-          <w:rFonts w:ascii="Arial" w:hAnsi="Arial" w:cs="Arial"/>
-          <w:color w:val="auto"/>
-          <w:szCs w:val="24"/>
-          <w:lang w:val="en-AU"/>
-        </w:rPr>
-      </w:pPr>
-      <w:r>
-        <w:rPr>
-          <w:rFonts w:ascii="Arial" w:hAnsi="Arial" w:cs="Arial"/>
-          <w:color w:val="auto"/>
-          <w:szCs w:val="24"/>
-          <w:lang w:val="en-AU"/>
-        </w:rPr>
-        <w:t xml:space="preserve">I meet the </w:t>
-      </w:r>
-      <w:r>
-        <w:rPr>
-          <w:rFonts w:ascii="Arial" w:hAnsi="Arial" w:cs="Arial"/>
-          <w:b/>
-          <w:color w:val="auto"/>
-          <w:szCs w:val="24"/>
-          <w:lang w:val="en-AU"/>
-        </w:rPr>
-        <w:t>eligible person</w:t>
-      </w:r>
-      <w:r>
-        <w:rPr>
-          <w:rFonts w:ascii="Arial" w:hAnsi="Arial" w:cs="Arial"/>
-          <w:color w:val="auto"/>
-          <w:szCs w:val="24"/>
-          <w:lang w:val="en-AU"/>
-        </w:rPr>
-        <w:t xml:space="preserve"> definition in section 47 of the Care of Children Act 2004 (“</w:t>
-      </w:r>
-      <w:r>
-        <w:rPr>
-          <w:rFonts w:ascii="Arial" w:hAnsi="Arial" w:cs="Arial"/>
-          <w:b/>
-          <w:color w:val="auto"/>
-          <w:szCs w:val="24"/>
-          <w:lang w:val="en-AU"/>
-        </w:rPr>
-        <w:t>the Act</w:t>
-      </w:r>
-      <w:r>
-        <w:rPr>
-          <w:rFonts w:ascii="Arial" w:hAnsi="Arial" w:cs="Arial"/>
-          <w:color w:val="auto"/>
-          <w:szCs w:val="24"/>
-          <w:lang w:val="en-AU"/>
-        </w:rPr>
-        <w:t>”).  (</w:t>
-      </w:r>
-      <w:r>
-        <w:rPr>
-          <w:rFonts w:ascii="Arial" w:hAnsi="Arial" w:cs="Arial"/>
-          <w:i/>
-          <w:color w:val="auto"/>
-          <w:szCs w:val="24"/>
-          <w:lang w:val="en-AU"/>
-        </w:rPr>
-        <w:t>See</w:t>
-      </w:r>
-      <w:r>
-        <w:rPr>
-          <w:rFonts w:ascii="Arial" w:hAnsi="Arial" w:cs="Arial"/>
-          <w:color w:val="auto"/>
-          <w:szCs w:val="24"/>
-          <w:lang w:val="en-AU"/>
-        </w:rPr>
-        <w:t xml:space="preserve"> </w:t>
-      </w:r>
-      <w:r>
-        <w:rPr>
-          <w:rFonts w:ascii="Arial" w:hAnsi="Arial" w:cs="Arial"/>
-          <w:b/>
-          <w:color w:val="auto"/>
-          <w:szCs w:val="24"/>
-          <w:lang w:val="en-AU"/>
-        </w:rPr>
-        <w:t>Notes</w:t>
-      </w:r>
-      <w:r>
-        <w:rPr>
-          <w:rFonts w:ascii="Arial" w:hAnsi="Arial" w:cs="Arial"/>
-          <w:color w:val="auto"/>
-          <w:szCs w:val="24"/>
-          <w:lang w:val="en-AU"/>
-        </w:rPr>
-        <w:t xml:space="preserve"> at the end of this form for a checklist to determine whether or not you are an eligible person.)</w:t>
-      </w:r>
-    </w:p>
-    <w:p>
-      <w:pPr>
-        <w:jc w:val="both"/>
-        <w:rPr>
-          <w:rFonts w:cs="Arial"/>
-          <w:szCs w:val="24"/>
-          <w:lang w:val="en-AU"/>
-        </w:rPr>
-      </w:pPr>
-    </w:p>
-    <w:p>
-      <w:pPr>
-        <w:pStyle w:val="BodyText0"/>
-        <w:jc w:val="both"/>
-        <w:rPr>
-          <w:i/>
-          <w:sz w:val="24"/>
-          <w:lang w:val="en-AU"/>
-        </w:rPr>
-      </w:pPr>
-      <w:r>
-        <w:rPr>
-          <w:sz w:val="24"/>
-          <w:lang w:val="en-AU"/>
-        </w:rPr>
-        <w:t xml:space="preserve">I propose that the order provide for me to have the role of providing day-to-day care for the child in accordance with the following arrangements:-  </w:t>
-      </w:r>
-    </w:p>
-    <w:p>
-      <w:pPr>
-        <w:pStyle w:val="BodyText0"/>
-        <w:jc w:val="both"/>
-        <w:rPr>
-          <w:i/>
-          <w:sz w:val="24"/>
-          <w:lang w:val="en-AU"/>
-        </w:rPr>
-      </w:pPr>
-    </w:p>
-    <w:p>
-      <w:pPr>
-        <w:pStyle w:val="BodyText0"/>
-        <w:jc w:val="both"/>
-        <w:rPr>
-          <w:sz w:val="24"/>
-          <w:lang w:val="en-AU"/>
-        </w:rPr>
-      </w:pPr>
-    </w:p>
-    <w:p>
-      <w:pPr>
-        <w:pStyle w:val="BodyText0"/>
-        <w:jc w:val="both"/>
-        <w:rPr>
-          <w:sz w:val="24"/>
-          <w:lang w:val="en-AU"/>
-        </w:rPr>
-      </w:pPr>
-      <w:r>
-        <w:rPr>
-          <w:sz w:val="24"/>
-          <w:lang w:val="en-AU"/>
-        </w:rPr>
-        <w:t xml:space="preserve">Name of child:  </w:t>
-      </w:r>
-    </w:p>
-    <w:p>
-      <w:pPr>
-        <w:pStyle w:val="PSContractLevel2"/>
-        <w:numPr>
-          <w:ilvl w:val="0"/>
-          <w:numId w:val="0"/>
-        </w:numPr>
-        <w:tabs>
-          <w:tab w:val="left" w:pos="720"/>
-          <w:tab w:val="left" w:pos="6835"/>
-        </w:tabs>
-        <w:spacing w:line="360" w:lineRule="auto"/>
-        <w:rPr>
-          <w:b/>
-          <w:lang w:val="en-AU"/>
-        </w:rPr>
-      </w:pPr>
-      <w:r>
-        <w:rPr>
-          <w:b/>
-          <w:lang w:val="en-AU"/>
-        </w:rPr>
-        <w:t>{{child_1_name}}</w:t>
-      </w:r>
-      <w:r>
-        <w:rPr>
-          <w:b/>
-        </w:rPr>
-        <w:t xml:space="preserve"> </w:t>
-      </w:r>
-    </w:p>
-    <w:p>
-      <w:pPr>
-        <w:pStyle w:val="BodyText0"/>
-        <w:jc w:val="both"/>
-        <w:rPr>
-          <w:sz w:val="24"/>
-          <w:lang w:val="en-AU"/>
-        </w:rPr>
-      </w:pPr>
-    </w:p>
-    <w:p>
-      <w:pPr>
-        <w:pStyle w:val="BodyText0"/>
-        <w:jc w:val="both"/>
-        <w:rPr>
-          <w:sz w:val="24"/>
-          <w:lang w:val="en-AU"/>
-        </w:rPr>
-      </w:pPr>
-      <w:r>
-        <w:rPr>
-          <w:sz w:val="24"/>
-          <w:lang w:val="en-AU"/>
-        </w:rPr>
-        <w:t>Proposed day-to-day care. To have the role of providing day-to-day care for the child.</w:t>
-      </w:r>
-    </w:p>
-    <w:p>
-      <w:pPr>
-        <w:pStyle w:val="BodyText0"/>
-        <w:jc w:val="both"/>
-        <w:rPr>
-          <w:i/>
-          <w:sz w:val="24"/>
-          <w:lang w:val="en-AU"/>
-        </w:rPr>
-      </w:pPr>
-    </w:p>
-    <w:p>
-      <w:pPr>
-        <w:pStyle w:val="BodyText0"/>
-        <w:jc w:val="both"/>
-        <w:rPr>
-          <w:i/>
-          <w:sz w:val="24"/>
-          <w:lang w:val="en-AU"/>
-        </w:rPr>
-      </w:pPr>
-    </w:p>
-    <w:p>
-      <w:pPr>
-        <w:pStyle w:val="BodyText0"/>
-        <w:jc w:val="both"/>
-        <w:rPr>
-          <w:i/>
-          <w:sz w:val="24"/>
-          <w:lang w:val="en-AU"/>
-        </w:rPr>
-      </w:pPr>
-    </w:p>
-    <w:p>
-      <w:pPr>
-        <w:pStyle w:val="Heading6"/>
-        <w:rPr>
-          <w:rFonts w:ascii="Arial" w:hAnsi="Arial" w:cs="Arial"/>
-          <w:color w:val="auto"/>
-          <w:szCs w:val="24"/>
-          <w:lang w:val="en-AU"/>
-        </w:rPr>
-      </w:pPr>
-      <w:r>
-        <w:rPr>
-          <w:rFonts w:ascii="Arial" w:hAnsi="Arial" w:cs="Arial"/>
-          <w:color w:val="auto"/>
-          <w:szCs w:val="24"/>
-          <w:lang w:val="en-AU"/>
-        </w:rPr>
-        <w:t>Statement required by section 49 of the Act</w:t>
+          <w:b/>
+          <w:szCs w:val="24"/>
+          <w:lang w:val="en-AU"/>
+        </w:rPr>
+      </w:pPr>
+    </w:p>
+    <w:p>
+      <w:pPr>
+        <w:pStyle w:val="BodyText20"/>
+        <w:spacing w:line="240" w:lineRule="auto"/>
+        <w:rPr>
+          <w:rFonts w:cs="Arial"/>
+          <w:szCs w:val="24"/>
+          <w:lang w:val="en-AU"/>
+        </w:rPr>
+      </w:pPr>
+      <w:r>
+        <w:rPr>
+          <w:rFonts w:cs="Arial"/>
+          <w:szCs w:val="24"/>
+          <w:lang w:val="en-AU"/>
+        </w:rPr>
+        <w:t>I do consider that the order should provide for persons other than myself to have the role of providing the day-to-day care for, and/or contact with, the child(ren):</w:t>
       </w:r>
     </w:p>
     <w:p>
@@ -1533,30 +1643,10 @@
         <w:jc w:val="both"/>
         <w:rPr>
           <w:rFonts w:cs="Arial"/>
-          <w:b/>
-          <w:szCs w:val="24"/>
-          <w:lang w:val="en-AU"/>
-        </w:rPr>
-      </w:pPr>
-    </w:p>
-    <w:p>
-      <w:pPr>
-        <w:pStyle w:val="BodyText20"/>
-        <w:spacing w:line="240" w:lineRule="auto"/>
-        <w:rPr>
-          <w:rFonts w:cs="Arial"/>
-          <w:szCs w:val="24"/>
-          <w:lang w:val="en-AU"/>
-        </w:rPr>
-      </w:pPr>
-      <w:r>
-        <w:rPr>
-          <w:rFonts w:cs="Arial"/>
-          <w:szCs w:val="24"/>
-          <w:lang w:val="en-AU"/>
-        </w:rPr>
-        <w:t>I do consider that the order should provide for persons other than myself to have the role of providing the day-to-day care for, and/or contact with, the child(ren):</w:t>
-      </w:r>
+          <w:szCs w:val="24"/>
+          <w:lang w:val="en-AU"/>
+        </w:rPr>
+      </w:pPr>
     </w:p>
     <w:p>
       <w:pPr>
@@ -1591,6 +1681,14 @@
           <w:lang w:val="en-AU"/>
         </w:rPr>
       </w:pPr>
+      <w:r>
+        <w:rPr>
+          <w:rFonts w:cs="Arial"/>
+          <w:szCs w:val="24"/>
+          <w:lang w:val="en-AU"/>
+        </w:rPr>
+        <w:t>Name of other person(s) and relationship to child(ren) or applicant(s):</w:t>
+      </w:r>
     </w:p>
     <w:p>
       <w:pPr>
@@ -1608,14 +1706,6 @@
           <w:lang w:val="en-AU"/>
         </w:rPr>
       </w:pPr>
-      <w:r>
-        <w:rPr>
-          <w:rFonts w:cs="Arial"/>
-          <w:szCs w:val="24"/>
-          <w:lang w:val="en-AU"/>
-        </w:rPr>
-        <w:t>Name of other person(s) and relationship to child(ren) or applicant(s):</w:t>
-      </w:r>
     </w:p>
     <w:p>
       <w:pPr>
@@ -1629,10 +1719,59 @@
         <w:jc w:val="both"/>
         <w:rPr>
           <w:rFonts w:cs="Arial"/>
-          <w:szCs w:val="24"/>
-          <w:lang w:val="en-AU"/>
-        </w:rPr>
-      </w:pPr>
+          <w:szCs w:val="23"/>
+        </w:rPr>
+      </w:pPr>
+      <w:r>
+        <w:rPr>
+          <w:b/>
+          <w:lang w:val="en-AU"/>
+        </w:rPr>
+        <w:tab/>
+      </w:r>
+      <w:r>
+        <w:rPr>
+          <w:bCs/>
+          <w:lang w:val="en-AU"/>
+        </w:rPr>
+        <w:t>{{</w:t>
+      </w:r>
+      <w:r>
+        <w:rPr>
+          <w:b/>
+          <w:lang w:val="en-AU"/>
+        </w:rPr>
+        <w:t>RESPONDENT_NAME</w:t>
+      </w:r>
+      <w:r>
+        <w:rPr>
+          <w:bCs/>
+          <w:lang w:val="en-AU"/>
+        </w:rPr>
+        <w:t xml:space="preserve"> </w:t>
+      </w:r>
+      <w:r>
+        <w:rPr>
+          <w:bCs/>
+          <w:lang w:val="en-AU"/>
+        </w:rPr>
+        <w:t>}}</w:t>
+      </w:r>
+      <w:r>
+        <w:rPr>
+          <w:rFonts w:cs="Arial"/>
+          <w:bCs/>
+          <w:szCs w:val="23"/>
+        </w:rPr>
+        <w:t>,</w:t>
+      </w:r>
+      <w:r>
+        <w:rPr>
+          <w:rFonts w:cs="Arial"/>
+          <w:szCs w:val="23"/>
+        </w:rPr>
+        <w:t xml:space="preserve"> father</w:t>
+      </w:r>
     </w:p>
     <w:p>
       <w:pPr>
@@ -1649,72 +1788,6 @@
           <w:szCs w:val="23"/>
         </w:rPr>
       </w:pPr>
-      <w:r>
-        <w:rPr>
-          <w:b/>
-          <w:lang w:val="en-AU"/>
-        </w:rPr>
-        <w:tab/>
-      </w:r>
-      <w:r>
-        <w:rPr>
-          <w:bCs/>
-          <w:lang w:val="en-AU"/>
-        </w:rPr>
-        <w:t>{{</w:t>
-      </w:r>
-      <w:r>
-        <w:rPr>
-          <w:b/>
-          <w:lang w:val="en-AU"/>
-        </w:rPr>
-        <w:t>RESPONDENT_</w:t>
-      </w:r>
-      <w:proofErr w:type="gramStart"/>
-      <w:r>
-        <w:rPr>
-          <w:b/>
-          <w:lang w:val="en-AU"/>
-        </w:rPr>
-        <w:t>NAME</w:t>
-      </w:r>
-      <w:r>
-        <w:rPr>
-          <w:bCs/>
-          <w:lang w:val="en-AU"/>
-        </w:rPr>
-        <w:t xml:space="preserve"> </w:t>
-      </w:r>
-      <w:r>
-        <w:rPr>
-          <w:bCs/>
-          <w:lang w:val="en-AU"/>
-        </w:rPr>
-        <w:t>}</w:t>
-      </w:r>
-      <w:proofErr w:type="gramEnd"/>
-      <w:r>
-        <w:rPr>
-          <w:bCs/>
-          <w:lang w:val="en-AU"/>
-        </w:rPr>
-        <w:t>}</w:t>
-      </w:r>
-      <w:r>
-        <w:rPr>
-          <w:rFonts w:cs="Arial"/>
-          <w:bCs/>
-          <w:szCs w:val="23"/>
-        </w:rPr>
-        <w:t>,</w:t>
-      </w:r>
-      <w:r>
-        <w:rPr>
-          <w:rFonts w:cs="Arial"/>
-          <w:szCs w:val="23"/>
-        </w:rPr>
-        <w:t xml:space="preserve"> father</w:t>
-      </w:r>
     </w:p>
     <w:p>
       <w:pPr>
@@ -1747,6 +1820,13 @@
           <w:szCs w:val="23"/>
         </w:rPr>
       </w:pPr>
+      <w:r>
+        <w:rPr>
+          <w:rFonts w:cs="Arial"/>
+          <w:szCs w:val="23"/>
+        </w:rPr>
+        <w:t>Supervised Contact</w:t>
+      </w:r>
     </w:p>
     <w:p>
       <w:pPr>
@@ -1764,13 +1844,6 @@
           <w:lang w:val="en-AU"/>
         </w:rPr>
       </w:pPr>
-      <w:r>
-        <w:rPr>
-          <w:rFonts w:cs="Arial"/>
-          <w:szCs w:val="23"/>
-        </w:rPr>
-        <w:t>Supervised Contact</w:t>
-      </w:r>
     </w:p>
     <w:p>
       <w:pPr>
@@ -1788,6 +1861,14 @@
           <w:lang w:val="en-AU"/>
         </w:rPr>
       </w:pPr>
+      <w:r>
+        <w:rPr>
+          <w:rFonts w:cs="Arial"/>
+          <w:szCs w:val="24"/>
+          <w:lang w:val="en-AU"/>
+        </w:rPr>
+        <w:t>At this stage, I do not intend these arrangements to remain in place for more than 12 months.</w:t>
+      </w:r>
     </w:p>
     <w:p>
       <w:pPr>
@@ -1801,30 +1882,10 @@
         <w:jc w:val="both"/>
         <w:rPr>
           <w:rFonts w:cs="Arial"/>
-          <w:i/>
-          <w:szCs w:val="24"/>
-          <w:lang w:val="en-AU"/>
-        </w:rPr>
-      </w:pPr>
-    </w:p>
-    <w:p>
-      <w:pPr>
-        <w:pStyle w:val="BodyText20"/>
-        <w:spacing w:line="240" w:lineRule="auto"/>
-        <w:rPr>
-          <w:rFonts w:cs="Arial"/>
-          <w:szCs w:val="24"/>
-          <w:lang w:val="en-AU"/>
-        </w:rPr>
-      </w:pPr>
-      <w:r>
-        <w:rPr>
-          <w:rFonts w:cs="Arial"/>
-          <w:szCs w:val="24"/>
-          <w:lang w:val="en-AU"/>
-        </w:rPr>
-        <w:t>At this stage, I do not intend these arrangements to remain in place for more than 12 months.</w:t>
-      </w:r>
+          <w:szCs w:val="24"/>
+          <w:lang w:val="en-AU"/>
+        </w:rPr>
+      </w:pPr>
     </w:p>
     <w:p>
       <w:pPr>
@@ -1842,6 +1903,47 @@
           <w:lang w:val="en-AU"/>
         </w:rPr>
       </w:pPr>
+      <w:r>
+        <w:rPr>
+          <w:rFonts w:cs="Arial"/>
+          <w:szCs w:val="24"/>
+          <w:lang w:val="en-AU"/>
+        </w:rPr>
+        <w:t>This application is made without notice on the grounds that t</w:t>
+      </w:r>
+      <w:r>
+        <w:rPr>
+          <w:rFonts w:cs="Arial"/>
+          <w:szCs w:val="24"/>
+          <w:lang w:val="en-GB"/>
+        </w:rPr>
+        <w:t xml:space="preserve">he delay that would be caused by proceeding on notice would or might entail undue hardship to the </w:t>
+      </w:r>
+      <w:r>
+        <w:rPr>
+          <w:rFonts w:cs="Arial"/>
+          <w:spacing w:val="-3"/>
+          <w:szCs w:val="24"/>
+          <w:lang w:val="en-GB"/>
+        </w:rPr>
+        <w:t>child</w:t>
+      </w:r>
+      <w:r>
+        <w:rPr>
+          <w:rFonts w:cs="Arial"/>
+          <w:szCs w:val="24"/>
+          <w:lang w:val="en-GB"/>
+        </w:rPr>
+        <w:t>.</w:t>
+      </w:r>
+      <w:r>
+        <w:rPr>
+          <w:rFonts w:cs="Arial"/>
+          <w:szCs w:val="24"/>
+          <w:lang w:val="en-GB"/>
+        </w:rPr>
+        <w:t xml:space="preserve"> </w:t>
+      </w:r>
     </w:p>
     <w:p>
       <w:pPr>
@@ -1859,47 +1961,6 @@
           <w:lang w:val="en-AU"/>
         </w:rPr>
       </w:pPr>
-      <w:r>
-        <w:rPr>
-          <w:rFonts w:cs="Arial"/>
-          <w:szCs w:val="24"/>
-          <w:lang w:val="en-AU"/>
-        </w:rPr>
-        <w:t>This application is made without notice on the grounds that t</w:t>
-      </w:r>
-      <w:r>
-        <w:rPr>
-          <w:rFonts w:cs="Arial"/>
-          <w:szCs w:val="24"/>
-          <w:lang w:val="en-GB"/>
-        </w:rPr>
-        <w:t xml:space="preserve">he delay that would be caused by proceeding on notice would or might entail undue hardship to the </w:t>
-      </w:r>
-      <w:r>
-        <w:rPr>
-          <w:rFonts w:cs="Arial"/>
-          <w:spacing w:val="-3"/>
-          <w:szCs w:val="24"/>
-          <w:lang w:val="en-GB"/>
-        </w:rPr>
-        <w:t>child</w:t>
-      </w:r>
-      <w:r>
-        <w:rPr>
-          <w:rFonts w:cs="Arial"/>
-          <w:szCs w:val="24"/>
-          <w:lang w:val="en-GB"/>
-        </w:rPr>
-        <w:t>.</w:t>
-      </w:r>
-      <w:r>
-        <w:rPr>
-          <w:rFonts w:cs="Arial"/>
-          <w:szCs w:val="24"/>
-          <w:lang w:val="en-GB"/>
-        </w:rPr>
-        <w:t xml:space="preserve"> </w:t>
-      </w:r>
     </w:p>
     <w:p>
       <w:pPr>
@@ -1961,13 +2022,21 @@
           <w:tab w:val="left" w:pos="5472"/>
           <w:tab w:val="left" w:pos="7632"/>
         </w:tabs>
-        <w:jc w:val="both"/>
-        <w:rPr>
-          <w:rFonts w:cs="Arial"/>
-          <w:szCs w:val="24"/>
-          <w:lang w:val="en-AU"/>
-        </w:rPr>
-      </w:pPr>
+        <w:jc w:val="right"/>
+        <w:rPr>
+          <w:rFonts w:cs="Arial"/>
+          <w:szCs w:val="24"/>
+          <w:lang w:val="en-AU"/>
+        </w:rPr>
+      </w:pPr>
+      <w:r>
+        <w:rPr>
+          <w:rFonts w:cs="Arial"/>
+          <w:szCs w:val="24"/>
+          <w:lang w:val="en-AU"/>
+        </w:rPr>
+        <w:t>……………………………………</w:t>
+      </w:r>
     </w:p>
     <w:p>
       <w:pPr>
@@ -1991,7 +2060,7 @@
           <w:szCs w:val="24"/>
           <w:lang w:val="en-AU"/>
         </w:rPr>
-        <w:t>……………………………………</w:t>
+        <w:t>Counsel for applicant(s)</w:t>
       </w:r>
     </w:p>
     <w:p>
@@ -2010,14 +2079,6 @@
           <w:lang w:val="en-AU"/>
         </w:rPr>
       </w:pPr>
-      <w:r>
-        <w:rPr>
-          <w:rFonts w:cs="Arial"/>
-          <w:szCs w:val="24"/>
-          <w:lang w:val="en-AU"/>
-        </w:rPr>
-        <w:t>Counsel for applicant(s)</w:t>
-      </w:r>
     </w:p>
     <w:p>
       <w:pPr>
@@ -2052,23 +2113,6 @@
           <w:lang w:val="en-AU"/>
         </w:rPr>
       </w:pPr>
-    </w:p>
-    <w:p>
-      <w:pPr>
-        <w:tabs>
-          <w:tab w:val="left" w:pos="720"/>
-          <w:tab w:val="left" w:pos="1440"/>
-          <w:tab w:val="left" w:pos="3600"/>
-          <w:tab w:val="left" w:pos="5472"/>
-          <w:tab w:val="left" w:pos="7632"/>
-        </w:tabs>
-        <w:jc w:val="right"/>
-        <w:rPr>
-          <w:rFonts w:cs="Arial"/>
-          <w:szCs w:val="24"/>
-          <w:lang w:val="en-AU"/>
-        </w:rPr>
-      </w:pPr>
       <w:r>
         <w:rPr>
           <w:rFonts w:cs="Arial"/>
@@ -2084,16 +2128,7 @@
           <w:szCs w:val="24"/>
           <w:lang w:val="en-AU"/>
         </w:rPr>
-        <w:t>date_</w:t>
-      </w:r>
-      <w:proofErr w:type="gramStart"/>
-      <w:r>
-        <w:rPr>
-          <w:rFonts w:cs="Arial"/>
-          <w:szCs w:val="24"/>
-          <w:lang w:val="en-AU"/>
-        </w:rPr>
-        <w:t>today</w:t>
+        <w:t>date_today</w:t>
       </w:r>
       <w:proofErr w:type="spellEnd"/>
       <w:r>
@@ -2102,16 +2137,7 @@
           <w:szCs w:val="24"/>
           <w:lang w:val="en-AU"/>
         </w:rPr>
-        <w:t xml:space="preserve"> }</w:t>
-      </w:r>
-      <w:proofErr w:type="gramEnd"/>
-      <w:r>
-        <w:rPr>
-          <w:rFonts w:cs="Arial"/>
-          <w:szCs w:val="24"/>
-          <w:lang w:val="en-AU"/>
-        </w:rPr>
-        <w:t>}</w:t>
+        <w:t xml:space="preserve"> }}</w:t>
       </w:r>
     </w:p>
     <w:p>
@@ -3236,23 +3262,7 @@
           <w:sz w:val="24"/>
           <w:lang w:val="en-AU"/>
         </w:rPr>
-        <w:t xml:space="preserve">Section 52 of the Act requires the Court to consider whether and how a parenting order should provide for contact between a child </w:t>
-      </w:r>
-      <w:proofErr w:type="gramStart"/>
-      <w:r>
-        <w:rPr>
-          <w:sz w:val="24"/>
-          <w:lang w:val="en-AU"/>
-        </w:rPr>
-        <w:t>and  parent</w:t>
-      </w:r>
-      <w:proofErr w:type="gramEnd"/>
-      <w:r>
-        <w:rPr>
-          <w:sz w:val="24"/>
-          <w:lang w:val="en-AU"/>
-        </w:rPr>
-        <w:t xml:space="preserve"> if the order does not give that parent the role of providing day-to-day care for the child.</w:t>
+        <w:t>Section 52 of the Act requires the Court to consider whether and how a parenting order should provide for contact between a child and  parent if the order does not give that parent the role of providing day-to-day care for the child.</w:t>
       </w:r>
     </w:p>
     <w:p>
@@ -3725,23 +3735,7 @@
           <w:sz w:val="24"/>
           <w:lang w:val="en-AU"/>
         </w:rPr>
-        <w:t>is entitled to have contact with the child(ren</w:t>
-      </w:r>
-      <w:proofErr w:type="gramStart"/>
-      <w:r>
-        <w:rPr>
-          <w:sz w:val="24"/>
-          <w:lang w:val="en-AU"/>
-        </w:rPr>
-        <w:t>), but</w:t>
-      </w:r>
-      <w:proofErr w:type="gramEnd"/>
-      <w:r>
-        <w:rPr>
-          <w:sz w:val="24"/>
-          <w:lang w:val="en-AU"/>
-        </w:rPr>
-        <w:t xml:space="preserve"> is making no attempt to have contact.</w:t>
+        <w:t>is entitled to have contact with the child(ren), but is making no attempt to have contact.</w:t>
       </w:r>
     </w:p>
     <w:p>
